--- a/Course/3 Component 3 - Programming Project/1 NEA Guide.docx
+++ b/Course/3 Component 3 - Programming Project/1 NEA Guide.docx
@@ -7,39 +7,62 @@
         <w:pStyle w:val="Heading1"/>
       </w:pPr>
       <w:r>
+        <w:rPr>
+          <w:b w:val="0"/>
+          <w:i w:val="0"/>
+        </w:rPr>
         <w:t>Component 03/04 — Programming Project (NEA): How to Score Full Marks</w:t>
       </w:r>
     </w:p>
     <w:p>
       <w:r>
+        <w:rPr>
+          <w:b w:val="0"/>
+          <w:i w:val="0"/>
+        </w:rPr>
         <w:t xml:space="preserve">The Programming Project is worth </w:t>
       </w:r>
       <w:r>
         <w:rPr>
           <w:b/>
+          <w:i w:val="0"/>
         </w:rPr>
         <w:t>70 marks (20% of the A Level)</w:t>
       </w:r>
       <w:r>
+        <w:rPr>
+          <w:b w:val="0"/>
+          <w:i w:val="0"/>
+        </w:rPr>
         <w:t xml:space="preserve"> and is almost entirely </w:t>
       </w:r>
       <w:r>
         <w:rPr>
           <w:b/>
+          <w:i w:val="0"/>
         </w:rPr>
         <w:t>AO3</w:t>
       </w:r>
       <w:r>
+        <w:rPr>
+          <w:b w:val="0"/>
+          <w:i w:val="0"/>
+        </w:rPr>
         <w:t xml:space="preserve"> (design, program, evaluate). It is the most </w:t>
       </w:r>
       <w:r>
         <w:rPr>
+          <w:b w:val="0"/>
           <w:i/>
         </w:rPr>
         <w:t>controllable</w:t>
       </w:r>
       <w:r>
-        <w:t xml:space="preserve"> 20% on the course: there is no exam-day risk, and the mark scheme tells you exactly what to evidence. Treat it as bankable A\* marks.</w:t>
+        <w:rPr>
+          <w:b w:val="0"/>
+          <w:i w:val="0"/>
+        </w:rPr>
+        <w:t xml:space="preserve"> 20% on the course: there is no exam-day risk, and the mark scheme tells you exactly what to evidence. Treat it as bankable A* marks.</w:t>
       </w:r>
     </w:p>
     <w:p>
@@ -48,24 +71,38 @@
         <w:shd w:fill="FFF8E7"/>
       </w:pPr>
       <w:r>
+        <w:rPr>
+          <w:b w:val="0"/>
+          <w:i w:val="0"/>
+        </w:rPr>
         <w:t xml:space="preserve">⚠️ This is a coursework (non-exam assessment) guide to maximise marks </w:t>
       </w:r>
       <w:r>
         <w:rPr>
           <w:b/>
+          <w:i w:val="0"/>
         </w:rPr>
         <w:t>through your own work</w:t>
       </w:r>
       <w:r>
+        <w:rPr>
+          <w:b w:val="0"/>
+          <w:i w:val="0"/>
+        </w:rPr>
         <w:t xml:space="preserve">. All code and writing must be your own; follow your centre's and OCR's rules on authenticity and acknowledge any external sources/libraries. Always work from the </w:t>
       </w:r>
       <w:r>
         <w:rPr>
           <w:b/>
+          <w:i w:val="0"/>
         </w:rPr>
         <w:t>current</w:t>
       </w:r>
       <w:r>
+        <w:rPr>
+          <w:b w:val="0"/>
+          <w:i w:val="0"/>
+        </w:rPr>
         <w:t xml:space="preserve"> OCR marking criteria your teacher gives you.</w:t>
       </w:r>
     </w:p>
@@ -81,11 +118,19 @@
         <w:pStyle w:val="Heading2"/>
       </w:pPr>
       <w:r>
+        <w:rPr>
+          <w:b w:val="0"/>
+          <w:i w:val="0"/>
+        </w:rPr>
         <w:t>The four assessed stages (and their weighting)</w:t>
       </w:r>
     </w:p>
     <w:p>
       <w:r>
+        <w:rPr>
+          <w:b w:val="0"/>
+          <w:i w:val="0"/>
+        </w:rPr>
         <w:t>The project is marked across four stages. Roughly:</w:t>
       </w:r>
     </w:p>
@@ -115,6 +160,7 @@
             <w:r>
               <w:rPr>
                 <w:b/>
+                <w:i w:val="0"/>
               </w:rPr>
               <w:t>Stage</w:t>
             </w:r>
@@ -134,6 +180,7 @@
             <w:r>
               <w:rPr>
                 <w:b/>
+                <w:i w:val="0"/>
               </w:rPr>
               <w:t>What it is</w:t>
             </w:r>
@@ -153,6 +200,7 @@
             <w:r>
               <w:rPr>
                 <w:b/>
+                <w:i w:val="0"/>
               </w:rPr>
               <w:t>Approx. marks</w:t>
             </w:r>
@@ -169,6 +217,7 @@
             <w:r>
               <w:rPr>
                 <w:b/>
+                <w:i w:val="0"/>
               </w:rPr>
               <w:t>Analysis</w:t>
             </w:r>
@@ -181,6 +230,10 @@
           <w:p>
             <w:r/>
             <w:r>
+              <w:rPr>
+                <w:b w:val="0"/>
+                <w:i w:val="0"/>
+              </w:rPr>
               <w:t>Investigate the problem, identify stakeholders, set measurable requirements/success criteria</w:t>
             </w:r>
           </w:p>
@@ -192,6 +245,10 @@
           <w:p>
             <w:r/>
             <w:r>
+              <w:rPr>
+                <w:b w:val="0"/>
+                <w:i w:val="0"/>
+              </w:rPr>
               <w:t>~10</w:t>
             </w:r>
           </w:p>
@@ -207,6 +264,7 @@
             <w:r>
               <w:rPr>
                 <w:b/>
+                <w:i w:val="0"/>
               </w:rPr>
               <w:t>Design</w:t>
             </w:r>
@@ -219,6 +277,10 @@
           <w:p>
             <w:r/>
             <w:r>
+              <w:rPr>
+                <w:b w:val="0"/>
+                <w:i w:val="0"/>
+              </w:rPr>
               <w:t>Plan the solution: structure, algorithms, data, UI, and a test plan</w:t>
             </w:r>
           </w:p>
@@ -230,6 +292,10 @@
           <w:p>
             <w:r/>
             <w:r>
+              <w:rPr>
+                <w:b w:val="0"/>
+                <w:i w:val="0"/>
+              </w:rPr>
               <w:t>~15</w:t>
             </w:r>
           </w:p>
@@ -245,6 +311,7 @@
             <w:r>
               <w:rPr>
                 <w:b/>
+                <w:i w:val="0"/>
               </w:rPr>
               <w:t>Development &amp; testing</w:t>
             </w:r>
@@ -257,6 +324,10 @@
           <w:p>
             <w:r/>
             <w:r>
+              <w:rPr>
+                <w:b w:val="0"/>
+                <w:i w:val="0"/>
+              </w:rPr>
               <w:t>Build it iteratively with evidence and testing throughout</w:t>
             </w:r>
           </w:p>
@@ -268,6 +339,10 @@
           <w:p>
             <w:r/>
             <w:r>
+              <w:rPr>
+                <w:b w:val="0"/>
+                <w:i w:val="0"/>
+              </w:rPr>
               <w:t>~25</w:t>
             </w:r>
           </w:p>
@@ -283,6 +358,7 @@
             <w:r>
               <w:rPr>
                 <w:b/>
+                <w:i w:val="0"/>
               </w:rPr>
               <w:t>Evaluation</w:t>
             </w:r>
@@ -295,6 +371,10 @@
           <w:p>
             <w:r/>
             <w:r>
+              <w:rPr>
+                <w:b w:val="0"/>
+                <w:i w:val="0"/>
+              </w:rPr>
               <w:t>Test against success criteria, evaluate, and propose improvements</w:t>
             </w:r>
           </w:p>
@@ -306,6 +386,10 @@
           <w:p>
             <w:r/>
             <w:r>
+              <w:rPr>
+                <w:b w:val="0"/>
+                <w:i w:val="0"/>
+              </w:rPr>
               <w:t>~20</w:t>
             </w:r>
           </w:p>
@@ -315,6 +399,10 @@
     <w:p/>
     <w:p>
       <w:r>
+        <w:rPr>
+          <w:b w:val="0"/>
+          <w:i w:val="0"/>
+        </w:rPr>
         <w:t>(Use the exact mark breakdown on your centre's current OCR criteria — proportions above are indicative.)</w:t>
       </w:r>
     </w:p>
@@ -330,52 +418,84 @@
         <w:pStyle w:val="Heading2"/>
       </w:pPr>
       <w:r>
+        <w:rPr>
+          <w:b w:val="0"/>
+          <w:i w:val="0"/>
+        </w:rPr>
         <w:t>Choosing a project that scores well</w:t>
       </w:r>
     </w:p>
     <w:p>
       <w:r>
+        <w:rPr>
+          <w:b w:val="0"/>
+          <w:i w:val="0"/>
+        </w:rPr>
         <w:t xml:space="preserve">The biggest single decision. To access the </w:t>
       </w:r>
       <w:r>
         <w:rPr>
           <w:b/>
+          <w:i w:val="0"/>
         </w:rPr>
         <w:t>top band</w:t>
       </w:r>
       <w:r>
+        <w:rPr>
+          <w:b w:val="0"/>
+          <w:i w:val="0"/>
+        </w:rPr>
         <w:t xml:space="preserve">, the problem must allow </w:t>
       </w:r>
       <w:r>
         <w:rPr>
           <w:b/>
+          <w:i w:val="0"/>
         </w:rPr>
         <w:t>complex, fully-investigated</w:t>
       </w:r>
       <w:r>
+        <w:rPr>
+          <w:b w:val="0"/>
+          <w:i w:val="0"/>
+        </w:rPr>
         <w:t xml:space="preserve"> solutions with </w:t>
       </w:r>
       <w:r>
         <w:rPr>
           <w:b/>
+          <w:i w:val="0"/>
         </w:rPr>
         <w:t>algorithmic content</w:t>
       </w:r>
       <w:r>
+        <w:rPr>
+          <w:b w:val="0"/>
+          <w:i w:val="0"/>
+        </w:rPr>
         <w:t xml:space="preserve"> — not just CRUD forms.</w:t>
       </w:r>
     </w:p>
     <w:p>
       <w:r>
+        <w:rPr>
+          <w:b w:val="0"/>
+          <w:i w:val="0"/>
+        </w:rPr>
         <w:t xml:space="preserve">✅ </w:t>
       </w:r>
       <w:r>
         <w:rPr>
           <w:b/>
+          <w:i w:val="0"/>
         </w:rPr>
         <w:t>Good</w:t>
       </w:r>
       <w:r>
+        <w:rPr>
+          <w:b w:val="0"/>
+          <w:i w:val="0"/>
+        </w:rPr>
         <w:t xml:space="preserve"> signs:</w:t>
       </w:r>
     </w:p>
@@ -384,15 +504,24 @@
         <w:pStyle w:val="ListBullet"/>
       </w:pPr>
       <w:r>
+        <w:rPr>
+          <w:b w:val="0"/>
+          <w:i w:val="0"/>
+        </w:rPr>
         <w:t xml:space="preserve">A </w:t>
       </w:r>
       <w:r>
         <w:rPr>
           <w:b/>
+          <w:i w:val="0"/>
         </w:rPr>
         <w:t>real stakeholder</w:t>
       </w:r>
       <w:r>
+        <w:rPr>
+          <w:b w:val="0"/>
+          <w:i w:val="0"/>
+        </w:rPr>
         <w:t xml:space="preserve"> you can interview (teacher, club, small business, family member).</w:t>
       </w:r>
     </w:p>
@@ -401,15 +530,24 @@
         <w:pStyle w:val="ListBullet"/>
       </w:pPr>
       <w:r>
+        <w:rPr>
+          <w:b w:val="0"/>
+          <w:i w:val="0"/>
+        </w:rPr>
         <w:t xml:space="preserve">Genuine </w:t>
       </w:r>
       <w:r>
         <w:rPr>
           <w:b/>
+          <w:i w:val="0"/>
         </w:rPr>
         <w:t>computational complexity</w:t>
       </w:r>
       <w:r>
+        <w:rPr>
+          <w:b w:val="0"/>
+          <w:i w:val="0"/>
+        </w:rPr>
         <w:t>: searching/sorting, pathfinding, simulation, rules/logic, optimisation, AI opponent, file/DB handling, data analysis.</w:t>
       </w:r>
     </w:p>
@@ -418,29 +556,47 @@
         <w:pStyle w:val="ListBullet"/>
       </w:pPr>
       <w:r>
+        <w:rPr>
+          <w:b w:val="0"/>
+          <w:i w:val="0"/>
+        </w:rPr>
         <w:t xml:space="preserve">Naturally </w:t>
       </w:r>
       <w:r>
         <w:rPr>
           <w:b/>
+          <w:i w:val="0"/>
         </w:rPr>
         <w:t>modular</w:t>
       </w:r>
       <w:r>
+        <w:rPr>
+          <w:b w:val="0"/>
+          <w:i w:val="0"/>
+        </w:rPr>
         <w:t xml:space="preserve"> so you can develop and test in iterations.</w:t>
       </w:r>
     </w:p>
     <w:p>
       <w:r>
+        <w:rPr>
+          <w:b w:val="0"/>
+          <w:i w:val="0"/>
+        </w:rPr>
         <w:t xml:space="preserve">❌ </w:t>
       </w:r>
       <w:r>
         <w:rPr>
           <w:b/>
+          <w:i w:val="0"/>
         </w:rPr>
         <w:t>Avoid</w:t>
       </w:r>
       <w:r>
+        <w:rPr>
+          <w:b w:val="0"/>
+          <w:i w:val="0"/>
+        </w:rPr>
         <w:t>:</w:t>
       </w:r>
     </w:p>
@@ -449,6 +605,10 @@
         <w:pStyle w:val="ListBullet"/>
       </w:pPr>
       <w:r>
+        <w:rPr>
+          <w:b w:val="0"/>
+          <w:i w:val="0"/>
+        </w:rPr>
         <w:t>A simple website/quiz with no algorithmic depth.</w:t>
       </w:r>
     </w:p>
@@ -457,6 +617,10 @@
         <w:pStyle w:val="ListBullet"/>
       </w:pPr>
       <w:r>
+        <w:rPr>
+          <w:b w:val="0"/>
+          <w:i w:val="0"/>
+        </w:rPr>
         <w:t>A problem so big you can't finish or evaluate it.</w:t>
       </w:r>
     </w:p>
@@ -465,6 +629,10 @@
         <w:pStyle w:val="ListBullet"/>
       </w:pPr>
       <w:r>
+        <w:rPr>
+          <w:b w:val="0"/>
+          <w:i w:val="0"/>
+        </w:rPr>
         <w:t>A clone with no real user or measurable requirements.</w:t>
       </w:r>
     </w:p>
@@ -474,24 +642,38 @@
         <w:shd w:fill="FFF8E7"/>
       </w:pPr>
       <w:r>
+        <w:rPr>
+          <w:b w:val="0"/>
+          <w:i w:val="0"/>
+        </w:rPr>
         <w:t xml:space="preserve">💡 </w:t>
       </w:r>
       <w:r>
         <w:rPr>
           <w:b/>
+          <w:i w:val="0"/>
         </w:rPr>
-        <w:t>A\* signal:</w:t>
+        <w:t>A* signal:</w:t>
       </w:r>
       <w:r>
+        <w:rPr>
+          <w:b w:val="0"/>
+          <w:i w:val="0"/>
+        </w:rPr>
         <w:t xml:space="preserve"> examiners reward solutions where the </w:t>
       </w:r>
       <w:r>
         <w:rPr>
+          <w:b w:val="0"/>
           <w:i/>
         </w:rPr>
         <w:t>complexity is evidenced in the design and code</w:t>
       </w:r>
       <w:r>
+        <w:rPr>
+          <w:b w:val="0"/>
+          <w:i w:val="0"/>
+        </w:rPr>
         <w:t xml:space="preserve"> (e.g. you implemented and justified a custom algorithm/data structure), not bolted-on claims.</w:t>
       </w:r>
     </w:p>
@@ -507,6 +689,10 @@
         <w:pStyle w:val="Heading2"/>
       </w:pPr>
       <w:r>
+        <w:rPr>
+          <w:b w:val="0"/>
+          <w:i w:val="0"/>
+        </w:rPr>
         <w:t>Stage 1 — Analysis (~10 marks)</w:t>
       </w:r>
     </w:p>
@@ -514,10 +700,15 @@
       <w:r>
         <w:rPr>
           <w:b/>
+          <w:i w:val="0"/>
         </w:rPr>
         <w:t>Goal:</w:t>
       </w:r>
       <w:r>
+        <w:rPr>
+          <w:b w:val="0"/>
+          <w:i w:val="0"/>
+        </w:rPr>
         <w:t xml:space="preserve"> prove the problem is real, well-understood and solvable computationally.</w:t>
       </w:r>
     </w:p>
@@ -528,10 +719,15 @@
       <w:r>
         <w:rPr>
           <w:b/>
+          <w:i w:val="0"/>
         </w:rPr>
         <w:t>Identify the problem</w:t>
       </w:r>
       <w:r>
+        <w:rPr>
+          <w:b w:val="0"/>
+          <w:i w:val="0"/>
+        </w:rPr>
         <w:t xml:space="preserve"> and why it suits a computational solution (link to 2.2.2 features that make a problem solvable).</w:t>
       </w:r>
     </w:p>
@@ -542,10 +738,15 @@
       <w:r>
         <w:rPr>
           <w:b/>
+          <w:i w:val="0"/>
         </w:rPr>
         <w:t>Identify the stakeholder(s)</w:t>
       </w:r>
       <w:r>
+        <w:rPr>
+          <w:b w:val="0"/>
+          <w:i w:val="0"/>
+        </w:rPr>
         <w:t xml:space="preserve"> specifically (named, with their needs) — generic "users" loses marks.</w:t>
       </w:r>
     </w:p>
@@ -556,10 +757,15 @@
       <w:r>
         <w:rPr>
           <w:b/>
+          <w:i w:val="0"/>
         </w:rPr>
         <w:t>Research:</w:t>
       </w:r>
       <w:r>
+        <w:rPr>
+          <w:b w:val="0"/>
+          <w:i w:val="0"/>
+        </w:rPr>
         <w:t xml:space="preserve"> interview the stakeholder; look at existing/similar solutions; record findings.</w:t>
       </w:r>
     </w:p>
@@ -570,19 +776,29 @@
       <w:r>
         <w:rPr>
           <w:b/>
+          <w:i w:val="0"/>
         </w:rPr>
         <w:t>Requirements &amp; measurable success criteria</w:t>
       </w:r>
       <w:r>
+        <w:rPr>
+          <w:b w:val="0"/>
+          <w:i w:val="0"/>
+        </w:rPr>
         <w:t xml:space="preserve"> — each criterion must be </w:t>
       </w:r>
       <w:r>
         <w:rPr>
           <w:b/>
+          <w:i w:val="0"/>
         </w:rPr>
         <w:t>testable</w:t>
       </w:r>
       <w:r>
+        <w:rPr>
+          <w:b w:val="0"/>
+          <w:i w:val="0"/>
+        </w:rPr>
         <w:t xml:space="preserve"> later (e.g. "the user can search bookings by date in &lt; 2 s"). This list is what your evaluation will measure against, so make it thorough and specific.</w:t>
       </w:r>
     </w:p>
@@ -590,10 +806,15 @@
       <w:r>
         <w:rPr>
           <w:b/>
+          <w:i w:val="0"/>
         </w:rPr>
         <w:t>Top-band tip:</w:t>
       </w:r>
       <w:r>
+        <w:rPr>
+          <w:b w:val="0"/>
+          <w:i w:val="0"/>
+        </w:rPr>
         <w:t xml:space="preserve"> show abstraction and decomposition explicitly; justify every requirement against research/stakeholder need.</w:t>
       </w:r>
     </w:p>
@@ -609,6 +830,10 @@
         <w:pStyle w:val="Heading2"/>
       </w:pPr>
       <w:r>
+        <w:rPr>
+          <w:b w:val="0"/>
+          <w:i w:val="0"/>
+        </w:rPr>
         <w:t>Stage 2 — Design (~15 marks)</w:t>
       </w:r>
     </w:p>
@@ -616,10 +841,15 @@
       <w:r>
         <w:rPr>
           <w:b/>
+          <w:i w:val="0"/>
         </w:rPr>
         <w:t>Goal:</w:t>
       </w:r>
       <w:r>
+        <w:rPr>
+          <w:b w:val="0"/>
+          <w:i w:val="0"/>
+        </w:rPr>
         <w:t xml:space="preserve"> a plan detailed enough that someone else could build it.</w:t>
       </w:r>
     </w:p>
@@ -630,10 +860,15 @@
       <w:r>
         <w:rPr>
           <w:b/>
+          <w:i w:val="0"/>
         </w:rPr>
         <w:t>Decompose</w:t>
       </w:r>
       <w:r>
+        <w:rPr>
+          <w:b w:val="0"/>
+          <w:i w:val="0"/>
+        </w:rPr>
         <w:t xml:space="preserve"> the problem (structure chart / module breakdown).</w:t>
       </w:r>
     </w:p>
@@ -644,10 +879,15 @@
       <w:r>
         <w:rPr>
           <w:b/>
+          <w:i w:val="0"/>
         </w:rPr>
         <w:t>Algorithms</w:t>
       </w:r>
       <w:r>
+        <w:rPr>
+          <w:b w:val="0"/>
+          <w:i w:val="0"/>
+        </w:rPr>
         <w:t xml:space="preserve"> for the key parts — in flowcharts/pseudocode (this is where your computational complexity shows).</w:t>
       </w:r>
     </w:p>
@@ -658,19 +898,29 @@
       <w:r>
         <w:rPr>
           <w:b/>
+          <w:i w:val="0"/>
         </w:rPr>
         <w:t>Data structures &amp; data</w:t>
       </w:r>
       <w:r>
+        <w:rPr>
+          <w:b w:val="0"/>
+          <w:i w:val="0"/>
+        </w:rPr>
         <w:t xml:space="preserve"> — variables, records, files/database schema, and </w:t>
       </w:r>
       <w:r>
         <w:rPr>
+          <w:b w:val="0"/>
           <w:i/>
         </w:rPr>
         <w:t>why</w:t>
       </w:r>
       <w:r>
+        <w:rPr>
+          <w:b w:val="0"/>
+          <w:i w:val="0"/>
+        </w:rPr>
         <w:t xml:space="preserve"> each choice.</w:t>
       </w:r>
     </w:p>
@@ -681,10 +931,15 @@
       <w:r>
         <w:rPr>
           <w:b/>
+          <w:i w:val="0"/>
         </w:rPr>
         <w:t>UI design</w:t>
       </w:r>
       <w:r>
+        <w:rPr>
+          <w:b w:val="0"/>
+          <w:i w:val="0"/>
+        </w:rPr>
         <w:t xml:space="preserve"> — wireframes/screen designs and navigation.</w:t>
       </w:r>
     </w:p>
@@ -695,10 +950,15 @@
       <w:r>
         <w:rPr>
           <w:b/>
+          <w:i w:val="0"/>
         </w:rPr>
         <w:t>Usability features</w:t>
       </w:r>
       <w:r>
+        <w:rPr>
+          <w:b w:val="0"/>
+          <w:i w:val="0"/>
+        </w:rPr>
         <w:t xml:space="preserve"> for the stakeholder.</w:t>
       </w:r>
     </w:p>
@@ -709,10 +969,15 @@
       <w:r>
         <w:rPr>
           <w:b/>
+          <w:i w:val="0"/>
         </w:rPr>
         <w:t>A detailed test plan</w:t>
       </w:r>
       <w:r>
+        <w:rPr>
+          <w:b w:val="0"/>
+          <w:i w:val="0"/>
+        </w:rPr>
         <w:t xml:space="preserve"> — typical/boundary/erroneous data, mapped to success criteria.</w:t>
       </w:r>
     </w:p>
@@ -720,19 +985,29 @@
       <w:r>
         <w:rPr>
           <w:b/>
+          <w:i w:val="0"/>
         </w:rPr>
         <w:t>Top-band tip:</w:t>
       </w:r>
       <w:r>
+        <w:rPr>
+          <w:b w:val="0"/>
+          <w:i w:val="0"/>
+        </w:rPr>
         <w:t xml:space="preserve"> </w:t>
       </w:r>
       <w:r>
         <w:rPr>
+          <w:b w:val="0"/>
           <w:i/>
         </w:rPr>
         <w:t>justify</w:t>
       </w:r>
       <w:r>
+        <w:rPr>
+          <w:b w:val="0"/>
+          <w:i w:val="0"/>
+        </w:rPr>
         <w:t xml:space="preserve"> each design decision against the analysis. Designs should clearly connect to requirements.</w:t>
       </w:r>
     </w:p>
@@ -748,6 +1023,10 @@
         <w:pStyle w:val="Heading2"/>
       </w:pPr>
       <w:r>
+        <w:rPr>
+          <w:b w:val="0"/>
+          <w:i w:val="0"/>
+        </w:rPr>
         <w:t>Stage 3 — Development &amp; Testing (~25 marks — the biggest stage)</w:t>
       </w:r>
     </w:p>
@@ -755,10 +1034,15 @@
       <w:r>
         <w:rPr>
           <w:b/>
+          <w:i w:val="0"/>
         </w:rPr>
         <w:t>Goal:</w:t>
       </w:r>
       <w:r>
+        <w:rPr>
+          <w:b w:val="0"/>
+          <w:i w:val="0"/>
+        </w:rPr>
         <w:t xml:space="preserve"> an iterative, well-evidenced build of a working solution.</w:t>
       </w:r>
     </w:p>
@@ -767,33 +1051,52 @@
         <w:pStyle w:val="ListBullet"/>
       </w:pPr>
       <w:r>
+        <w:rPr>
+          <w:b w:val="0"/>
+          <w:i w:val="0"/>
+        </w:rPr>
         <w:t xml:space="preserve">Develop in </w:t>
       </w:r>
       <w:r>
         <w:rPr>
           <w:b/>
+          <w:i w:val="0"/>
         </w:rPr>
         <w:t>clear iterations</w:t>
       </w:r>
       <w:r>
+        <w:rPr>
+          <w:b w:val="0"/>
+          <w:i w:val="0"/>
+        </w:rPr>
         <w:t xml:space="preserve">; for each: what you built, </w:t>
       </w:r>
       <w:r>
         <w:rPr>
           <w:b/>
+          <w:i w:val="0"/>
         </w:rPr>
         <w:t>annotated code screenshots</w:t>
       </w:r>
       <w:r>
+        <w:rPr>
+          <w:b w:val="0"/>
+          <w:i w:val="0"/>
+        </w:rPr>
         <w:t xml:space="preserve">, and </w:t>
       </w:r>
       <w:r>
         <w:rPr>
           <w:b/>
+          <w:i w:val="0"/>
         </w:rPr>
         <w:t>testing of that part</w:t>
       </w:r>
       <w:r>
+        <w:rPr>
+          <w:b w:val="0"/>
+          <w:i w:val="0"/>
+        </w:rPr>
         <w:t xml:space="preserve"> with evidence.</w:t>
       </w:r>
     </w:p>
@@ -802,15 +1105,24 @@
         <w:pStyle w:val="ListBullet"/>
       </w:pPr>
       <w:r>
+        <w:rPr>
+          <w:b w:val="0"/>
+          <w:i w:val="0"/>
+        </w:rPr>
         <w:t xml:space="preserve">Show </w:t>
       </w:r>
       <w:r>
         <w:rPr>
           <w:b/>
+          <w:i w:val="0"/>
         </w:rPr>
         <w:t>good programming practice</w:t>
       </w:r>
       <w:r>
+        <w:rPr>
+          <w:b w:val="0"/>
+          <w:i w:val="0"/>
+        </w:rPr>
         <w:t>: meaningful names, modular subroutines, validation, error handling, comments.</w:t>
       </w:r>
     </w:p>
@@ -819,15 +1131,24 @@
         <w:pStyle w:val="ListBullet"/>
       </w:pPr>
       <w:r>
+        <w:rPr>
+          <w:b w:val="0"/>
+          <w:i w:val="0"/>
+        </w:rPr>
         <w:t xml:space="preserve">Evidence </w:t>
       </w:r>
       <w:r>
         <w:rPr>
           <w:b/>
+          <w:i w:val="0"/>
         </w:rPr>
         <w:t>testing throughout</w:t>
       </w:r>
       <w:r>
+        <w:rPr>
+          <w:b w:val="0"/>
+          <w:i w:val="0"/>
+        </w:rPr>
         <w:t xml:space="preserve"> (not just at the end) — show failures found and fixed.</w:t>
       </w:r>
     </w:p>
@@ -836,15 +1157,24 @@
         <w:pStyle w:val="ListBullet"/>
       </w:pPr>
       <w:r>
+        <w:rPr>
+          <w:b w:val="0"/>
+          <w:i w:val="0"/>
+        </w:rPr>
         <w:t xml:space="preserve">Demonstrate the </w:t>
       </w:r>
       <w:r>
         <w:rPr>
           <w:b/>
+          <w:i w:val="0"/>
         </w:rPr>
         <w:t>complexity</w:t>
       </w:r>
       <w:r>
+        <w:rPr>
+          <w:b w:val="0"/>
+          <w:i w:val="0"/>
+        </w:rPr>
         <w:t xml:space="preserve"> claimed in design (the actual algorithm/data structure working).</w:t>
       </w:r>
     </w:p>
@@ -853,15 +1183,24 @@
         <w:pStyle w:val="ListBullet"/>
       </w:pPr>
       <w:r>
+        <w:rPr>
+          <w:b w:val="0"/>
+          <w:i w:val="0"/>
+        </w:rPr>
         <w:t xml:space="preserve">Keep a development log so the </w:t>
       </w:r>
       <w:r>
         <w:rPr>
           <w:b/>
+          <w:i w:val="0"/>
         </w:rPr>
         <w:t>iterative process is visible</w:t>
       </w:r>
       <w:r>
+        <w:rPr>
+          <w:b w:val="0"/>
+          <w:i w:val="0"/>
+        </w:rPr>
         <w:t xml:space="preserve"> — examiners reward evidence of review and refinement between iterations.</w:t>
       </w:r>
     </w:p>
@@ -869,19 +1208,29 @@
       <w:r>
         <w:rPr>
           <w:b/>
+          <w:i w:val="0"/>
         </w:rPr>
         <w:t>Top-band tip:</w:t>
       </w:r>
       <w:r>
+        <w:rPr>
+          <w:b w:val="0"/>
+          <w:i w:val="0"/>
+        </w:rPr>
         <w:t xml:space="preserve"> the narrative should read as </w:t>
       </w:r>
       <w:r>
         <w:rPr>
+          <w:b w:val="0"/>
           <w:i/>
         </w:rPr>
         <w:t>develop → test → review → refine</w:t>
       </w:r>
       <w:r>
+        <w:rPr>
+          <w:b w:val="0"/>
+          <w:i w:val="0"/>
+        </w:rPr>
         <w:t>, repeatedly. Robustness (handles bad input without crashing) is heavily rewarded.</w:t>
       </w:r>
     </w:p>
@@ -897,6 +1246,10 @@
         <w:pStyle w:val="Heading2"/>
       </w:pPr>
       <w:r>
+        <w:rPr>
+          <w:b w:val="0"/>
+          <w:i w:val="0"/>
+        </w:rPr>
         <w:t>Stage 4 — Evaluation (~20 marks)</w:t>
       </w:r>
     </w:p>
@@ -904,10 +1257,15 @@
       <w:r>
         <w:rPr>
           <w:b/>
+          <w:i w:val="0"/>
         </w:rPr>
         <w:t>Goal:</w:t>
       </w:r>
       <w:r>
+        <w:rPr>
+          <w:b w:val="0"/>
+          <w:i w:val="0"/>
+        </w:rPr>
         <w:t xml:space="preserve"> honest, evidence-based judgement against your own success criteria.</w:t>
       </w:r>
     </w:p>
@@ -918,19 +1276,29 @@
       <w:r>
         <w:rPr>
           <w:b/>
+          <w:i w:val="0"/>
         </w:rPr>
         <w:t>Test against each success criterion</w:t>
       </w:r>
       <w:r>
+        <w:rPr>
+          <w:b w:val="0"/>
+          <w:i w:val="0"/>
+        </w:rPr>
         <w:t xml:space="preserve"> with evidence (screenshots/test table), including </w:t>
       </w:r>
       <w:r>
         <w:rPr>
           <w:b/>
+          <w:i w:val="0"/>
         </w:rPr>
         <w:t>boundary and erroneous</w:t>
       </w:r>
       <w:r>
+        <w:rPr>
+          <w:b w:val="0"/>
+          <w:i w:val="0"/>
+        </w:rPr>
         <w:t xml:space="preserve"> data.</w:t>
       </w:r>
     </w:p>
@@ -941,19 +1309,29 @@
       <w:r>
         <w:rPr>
           <w:b/>
+          <w:i w:val="0"/>
         </w:rPr>
         <w:t>Evaluate</w:t>
       </w:r>
       <w:r>
+        <w:rPr>
+          <w:b w:val="0"/>
+          <w:i w:val="0"/>
+        </w:rPr>
         <w:t xml:space="preserve"> how well each requirement was met — including ones only </w:t>
       </w:r>
       <w:r>
         <w:rPr>
           <w:b/>
+          <w:i w:val="0"/>
         </w:rPr>
         <w:t>partially</w:t>
       </w:r>
       <w:r>
+        <w:rPr>
+          <w:b w:val="0"/>
+          <w:i w:val="0"/>
+        </w:rPr>
         <w:t xml:space="preserve"> met (honesty scores).</w:t>
       </w:r>
     </w:p>
@@ -962,15 +1340,24 @@
         <w:pStyle w:val="ListBullet"/>
       </w:pPr>
       <w:r>
+        <w:rPr>
+          <w:b w:val="0"/>
+          <w:i w:val="0"/>
+        </w:rPr>
         <w:t xml:space="preserve">Get </w:t>
       </w:r>
       <w:r>
         <w:rPr>
           <w:b/>
+          <w:i w:val="0"/>
         </w:rPr>
         <w:t>stakeholder feedback</w:t>
       </w:r>
       <w:r>
+        <w:rPr>
+          <w:b w:val="0"/>
+          <w:i w:val="0"/>
+        </w:rPr>
         <w:t xml:space="preserve"> and use it.</w:t>
       </w:r>
     </w:p>
@@ -981,10 +1368,15 @@
       <w:r>
         <w:rPr>
           <w:b/>
+          <w:i w:val="0"/>
         </w:rPr>
         <w:t>Usability</w:t>
       </w:r>
       <w:r>
+        <w:rPr>
+          <w:b w:val="0"/>
+          <w:i w:val="0"/>
+        </w:rPr>
         <w:t xml:space="preserve"> evaluation.</w:t>
       </w:r>
     </w:p>
@@ -995,10 +1387,15 @@
       <w:r>
         <w:rPr>
           <w:b/>
+          <w:i w:val="0"/>
         </w:rPr>
         <w:t>Improvements / future development</w:t>
       </w:r>
       <w:r>
+        <w:rPr>
+          <w:b w:val="0"/>
+          <w:i w:val="0"/>
+        </w:rPr>
         <w:t xml:space="preserve"> — specific and justified.</w:t>
       </w:r>
     </w:p>
@@ -1006,19 +1403,29 @@
       <w:r>
         <w:rPr>
           <w:b/>
+          <w:i w:val="0"/>
         </w:rPr>
         <w:t>Top-band tip:</w:t>
       </w:r>
       <w:r>
+        <w:rPr>
+          <w:b w:val="0"/>
+          <w:i w:val="0"/>
+        </w:rPr>
         <w:t xml:space="preserve"> explicitly reference back to the </w:t>
       </w:r>
       <w:r>
         <w:rPr>
           <w:b/>
+          <w:i w:val="0"/>
         </w:rPr>
         <w:t>measurable</w:t>
       </w:r>
       <w:r>
+        <w:rPr>
+          <w:b w:val="0"/>
+          <w:i w:val="0"/>
+        </w:rPr>
         <w:t xml:space="preserve"> criteria from Analysis. A vague "it works well" stalls in the middle band; "criterion 4 was met — see Test 12; criterion 7 partially met because…" hits the top.</w:t>
       </w:r>
     </w:p>
@@ -1034,6 +1441,10 @@
         <w:pStyle w:val="Heading2"/>
       </w:pPr>
       <w:r>
+        <w:rPr>
+          <w:b w:val="0"/>
+          <w:i w:val="0"/>
+        </w:rPr>
         <w:t>Common ways students lose easy marks</w:t>
       </w:r>
     </w:p>
@@ -1042,15 +1453,24 @@
         <w:pStyle w:val="ListBullet"/>
       </w:pPr>
       <w:r>
+        <w:rPr>
+          <w:b w:val="0"/>
+          <w:i w:val="0"/>
+        </w:rPr>
         <w:t xml:space="preserve">Vague, </w:t>
       </w:r>
       <w:r>
         <w:rPr>
           <w:b/>
+          <w:i w:val="0"/>
         </w:rPr>
         <w:t>unmeasurable success criteria</w:t>
       </w:r>
       <w:r>
+        <w:rPr>
+          <w:b w:val="0"/>
+          <w:i w:val="0"/>
+        </w:rPr>
         <w:t xml:space="preserve"> → weak evaluation later.</w:t>
       </w:r>
     </w:p>
@@ -1061,10 +1481,15 @@
       <w:r>
         <w:rPr>
           <w:b/>
+          <w:i w:val="0"/>
         </w:rPr>
         <w:t>Generic stakeholder</w:t>
       </w:r>
       <w:r>
+        <w:rPr>
+          <w:b w:val="0"/>
+          <w:i w:val="0"/>
+        </w:rPr>
         <w:t xml:space="preserve"> ("any user") instead of a named one with real needs.</w:t>
       </w:r>
     </w:p>
@@ -1073,15 +1498,24 @@
         <w:pStyle w:val="ListBullet"/>
       </w:pPr>
       <w:r>
+        <w:rPr>
+          <w:b w:val="0"/>
+          <w:i w:val="0"/>
+        </w:rPr>
         <w:t xml:space="preserve">Testing only at the </w:t>
       </w:r>
       <w:r>
         <w:rPr>
           <w:b/>
+          <w:i w:val="0"/>
         </w:rPr>
         <w:t>end</w:t>
       </w:r>
       <w:r>
+        <w:rPr>
+          <w:b w:val="0"/>
+          <w:i w:val="0"/>
+        </w:rPr>
         <w:t xml:space="preserve"> instead of throughout development.</w:t>
       </w:r>
     </w:p>
@@ -1090,15 +1524,24 @@
         <w:pStyle w:val="ListBullet"/>
       </w:pPr>
       <w:r>
+        <w:rPr>
+          <w:b w:val="0"/>
+          <w:i w:val="0"/>
+        </w:rPr>
         <w:t xml:space="preserve">Code screenshots with </w:t>
       </w:r>
       <w:r>
         <w:rPr>
           <w:b/>
+          <w:i w:val="0"/>
         </w:rPr>
         <w:t>no annotation/explanation</w:t>
       </w:r>
       <w:r>
+        <w:rPr>
+          <w:b w:val="0"/>
+          <w:i w:val="0"/>
+        </w:rPr>
         <w:t>.</w:t>
       </w:r>
     </w:p>
@@ -1107,24 +1550,38 @@
         <w:pStyle w:val="ListBullet"/>
       </w:pPr>
       <w:r>
+        <w:rPr>
+          <w:b w:val="0"/>
+          <w:i w:val="0"/>
+        </w:rPr>
         <w:t xml:space="preserve">Project too </w:t>
       </w:r>
       <w:r>
         <w:rPr>
           <w:b/>
+          <w:i w:val="0"/>
         </w:rPr>
         <w:t>simple</w:t>
       </w:r>
       <w:r>
+        <w:rPr>
+          <w:b w:val="0"/>
+          <w:i w:val="0"/>
+        </w:rPr>
         <w:t xml:space="preserve"> (caps the achievable band) or too </w:t>
       </w:r>
       <w:r>
         <w:rPr>
           <w:b/>
+          <w:i w:val="0"/>
         </w:rPr>
         <w:t>big</w:t>
       </w:r>
       <w:r>
+        <w:rPr>
+          <w:b w:val="0"/>
+          <w:i w:val="0"/>
+        </w:rPr>
         <w:t xml:space="preserve"> (unfinished/no evaluation).</w:t>
       </w:r>
     </w:p>
@@ -1133,15 +1590,24 @@
         <w:pStyle w:val="ListBullet"/>
       </w:pPr>
       <w:r>
+        <w:rPr>
+          <w:b w:val="0"/>
+          <w:i w:val="0"/>
+        </w:rPr>
         <w:t xml:space="preserve">Evaluation that doesn't </w:t>
       </w:r>
       <w:r>
         <w:rPr>
           <w:b/>
+          <w:i w:val="0"/>
         </w:rPr>
         <w:t>map back</w:t>
       </w:r>
       <w:r>
+        <w:rPr>
+          <w:b w:val="0"/>
+          <w:i w:val="0"/>
+        </w:rPr>
         <w:t xml:space="preserve"> to the analysis criteria.</w:t>
       </w:r>
     </w:p>
@@ -1150,15 +1616,24 @@
         <w:pStyle w:val="ListBullet"/>
       </w:pPr>
       <w:r>
+        <w:rPr>
+          <w:b w:val="0"/>
+          <w:i w:val="0"/>
+        </w:rPr>
         <w:t xml:space="preserve">Poor </w:t>
       </w:r>
       <w:r>
         <w:rPr>
           <w:b/>
+          <w:i w:val="0"/>
         </w:rPr>
         <w:t>robustness</w:t>
       </w:r>
       <w:r>
+        <w:rPr>
+          <w:b w:val="0"/>
+          <w:i w:val="0"/>
+        </w:rPr>
         <w:t xml:space="preserve"> — crashes on boundary/erroneous input.</w:t>
       </w:r>
     </w:p>
@@ -1174,7 +1649,11 @@
         <w:pStyle w:val="Heading2"/>
       </w:pPr>
       <w:r>
-        <w:t>A\* checklist for the project</w:t>
+        <w:rPr>
+          <w:b w:val="0"/>
+          <w:i w:val="0"/>
+        </w:rPr>
+        <w:t>A* checklist for the project</w:t>
       </w:r>
     </w:p>
     <w:p>
@@ -1182,6 +1661,10 @@
         <w:pStyle w:val="ListBullet"/>
       </w:pPr>
       <w:r>
+        <w:rPr>
+          <w:b w:val="0"/>
+          <w:i w:val="0"/>
+        </w:rPr>
         <w:t>[ ] Named stakeholder, interviewed, needs documented</w:t>
       </w:r>
     </w:p>
@@ -1190,6 +1673,10 @@
         <w:pStyle w:val="ListBullet"/>
       </w:pPr>
       <w:r>
+        <w:rPr>
+          <w:b w:val="0"/>
+          <w:i w:val="0"/>
+        </w:rPr>
         <w:t>[ ] Problem clearly justified as computationally solvable, with genuine algorithmic complexity</w:t>
       </w:r>
     </w:p>
@@ -1198,6 +1685,10 @@
         <w:pStyle w:val="ListBullet"/>
       </w:pPr>
       <w:r>
+        <w:rPr>
+          <w:b w:val="0"/>
+          <w:i w:val="0"/>
+        </w:rPr>
         <w:t>[ ] Measurable, testable success criteria</w:t>
       </w:r>
     </w:p>
@@ -1206,6 +1697,10 @@
         <w:pStyle w:val="ListBullet"/>
       </w:pPr>
       <w:r>
+        <w:rPr>
+          <w:b w:val="0"/>
+          <w:i w:val="0"/>
+        </w:rPr>
         <w:t>[ ] Decomposition + algorithms (pseudocode/flowcharts) + justified data structures + test plan</w:t>
       </w:r>
     </w:p>
@@ -1214,6 +1709,10 @@
         <w:pStyle w:val="ListBullet"/>
       </w:pPr>
       <w:r>
+        <w:rPr>
+          <w:b w:val="0"/>
+          <w:i w:val="0"/>
+        </w:rPr>
         <w:t>[ ] Iterative development with annotated code and testing each iteration</w:t>
       </w:r>
     </w:p>
@@ -1222,6 +1721,10 @@
         <w:pStyle w:val="ListBullet"/>
       </w:pPr>
       <w:r>
+        <w:rPr>
+          <w:b w:val="0"/>
+          <w:i w:val="0"/>
+        </w:rPr>
         <w:t>[ ] Robust validation/error handling; complexity actually implemented</w:t>
       </w:r>
     </w:p>
@@ -1230,6 +1733,10 @@
         <w:pStyle w:val="ListBullet"/>
       </w:pPr>
       <w:r>
+        <w:rPr>
+          <w:b w:val="0"/>
+          <w:i w:val="0"/>
+        </w:rPr>
         <w:t>[ ] Evaluation against every success criterion with evidence, plus stakeholder feedback</w:t>
       </w:r>
     </w:p>
@@ -1238,11 +1745,19 @@
         <w:pStyle w:val="ListBullet"/>
       </w:pPr>
       <w:r>
+        <w:rPr>
+          <w:b w:val="0"/>
+          <w:i w:val="0"/>
+        </w:rPr>
         <w:t>[ ] Justified improvements</w:t>
       </w:r>
     </w:p>
     <w:p>
       <w:r>
+        <w:rPr>
+          <w:b w:val="0"/>
+          <w:i w:val="0"/>
+        </w:rPr>
         <w:t>Plan early, keep evidence as you go, and map everything back to your success criteria. Done well, this is the most reliable 20% on the whole A Level.</w:t>
       </w:r>
     </w:p>
